--- a/source_docs/LangChain.docx
+++ b/source_docs/LangChain.docx
@@ -158,7 +158,10 @@
     </w:p>
     <w:p>
       <w:r>
-        <w:t xml:space="preserve">Next, the Google Gemini model was initialized using the </w:t>
+        <w:t>Using an API key, a</w:t>
+      </w:r>
+      <w:r>
+        <w:t xml:space="preserve"> Google Gemini model was initialized using the </w:t>
       </w:r>
       <w:proofErr w:type="spellStart"/>
       <w:r>
@@ -1628,6 +1631,7 @@
   <w:style w:type="character" w:default="1" w:styleId="DefaultParagraphFont">
     <w:name w:val="Default Paragraph Font"/>
     <w:uiPriority w:val="1"/>
+    <w:semiHidden/>
     <w:unhideWhenUsed/>
   </w:style>
   <w:style w:type="table" w:default="1" w:styleId="TableNormal">
